--- a/assets/references/Reference & Support Directory.docx
+++ b/assets/references/Reference & Support Directory.docx
@@ -167,6 +167,9 @@
       <w:r>
         <w:t>Driver</w:t>
       </w:r>
+      <w:r>
+        <w:t>s</w:t>
+      </w:r>
     </w:p>
     <w:p>
       <w:pPr>
@@ -183,29 +186,42 @@
       <w:r>
         <w:t xml:space="preserve">URL: </w:t>
       </w:r>
-      <w:r>
+      <w:hyperlink r:id="rId6" w:history="1">
+        <w:r>
+          <w:rPr>
+            <w:rStyle w:val="Hyperlink"/>
+            <w:b/>
+            <w:bCs/>
+          </w:rPr>
+          <w:t>https://10.16.36.3:4100/</w:t>
+        </w:r>
+      </w:hyperlink>
+    </w:p>
+    <w:p>
+      <w:pPr>
+        <w:spacing w:after="0"/>
+        <w:ind w:left="1080"/>
         <w:rPr>
           <w:b/>
           <w:bCs/>
-          <w:color w:val="000000" w:themeColor="text1"/>
         </w:rPr>
-        <w:t>https</w:t>
-      </w:r>
+      </w:pPr>
       <w:r>
         <w:rPr>
           <w:b/>
           <w:bCs/>
         </w:rPr>
-        <w:t>://10.16.36.3:4100/</w:t>
+        <w:t>Driver1</w:t>
       </w:r>
     </w:p>
     <w:p>
       <w:pPr>
         <w:pStyle w:val="ListParagraph"/>
         <w:numPr>
-          <w:ilvl w:val="1"/>
+          <w:ilvl w:val="2"/>
           <w:numId w:val="13"/>
         </w:numPr>
+        <w:spacing w:after="0"/>
       </w:pPr>
       <w:r>
         <w:t xml:space="preserve">Email Address: </w:t>
@@ -222,9 +238,10 @@
       <w:pPr>
         <w:pStyle w:val="ListParagraph"/>
         <w:numPr>
-          <w:ilvl w:val="1"/>
+          <w:ilvl w:val="2"/>
           <w:numId w:val="13"/>
         </w:numPr>
+        <w:spacing w:after="0"/>
       </w:pPr>
       <w:r>
         <w:t xml:space="preserve">Password: </w:t>
@@ -239,6 +256,80 @@
     </w:p>
     <w:p>
       <w:pPr>
+        <w:spacing w:before="240" w:after="0"/>
+        <w:ind w:left="1080"/>
+        <w:rPr>
+          <w:b/>
+          <w:bCs/>
+        </w:rPr>
+      </w:pPr>
+      <w:r>
+        <w:rPr>
+          <w:b/>
+          <w:bCs/>
+        </w:rPr>
+        <w:t>Driver</w:t>
+      </w:r>
+      <w:r>
+        <w:rPr>
+          <w:b/>
+          <w:bCs/>
+        </w:rPr>
+        <w:t>2</w:t>
+      </w:r>
+    </w:p>
+    <w:p>
+      <w:pPr>
+        <w:pStyle w:val="ListParagraph"/>
+        <w:numPr>
+          <w:ilvl w:val="2"/>
+          <w:numId w:val="13"/>
+        </w:numPr>
+        <w:spacing w:after="0"/>
+      </w:pPr>
+      <w:r>
+        <w:t xml:space="preserve">Email Address: </w:t>
+      </w:r>
+      <w:hyperlink r:id="rId7" w:tgtFrame="_blank" w:tooltip="mailto:khaled4545@yopmail.com" w:history="1">
+        <w:r>
+          <w:rPr>
+            <w:rStyle w:val="Hyperlink"/>
+            <w:b/>
+            <w:bCs/>
+          </w:rPr>
+          <w:t>Khaled4545@yopmail.com</w:t>
+        </w:r>
+      </w:hyperlink>
+    </w:p>
+    <w:p>
+      <w:pPr>
+        <w:pStyle w:val="ListParagraph"/>
+        <w:numPr>
+          <w:ilvl w:val="2"/>
+          <w:numId w:val="13"/>
+        </w:numPr>
+        <w:spacing w:after="0"/>
+        <w:rPr>
+          <w:b/>
+          <w:bCs/>
+        </w:rPr>
+      </w:pPr>
+      <w:r>
+        <w:t xml:space="preserve">Password: </w:t>
+      </w:r>
+      <w:hyperlink r:id="rId8" w:tgtFrame="_blank" w:tooltip="mailto:password@1" w:history="1">
+        <w:r>
+          <w:rPr>
+            <w:rStyle w:val="Hyperlink"/>
+            <w:b/>
+            <w:bCs/>
+          </w:rPr>
+          <w:t>Password@1</w:t>
+        </w:r>
+      </w:hyperlink>
+    </w:p>
+    <w:p>
+      <w:pPr>
         <w:pStyle w:val="Heading3"/>
         <w:numPr>
           <w:ilvl w:val="0"/>
@@ -408,6 +499,7 @@
         </w:numPr>
       </w:pPr>
       <w:r>
+        <w:lastRenderedPageBreak/>
         <w:t>MASTER Card</w:t>
       </w:r>
     </w:p>
@@ -441,7 +533,6 @@
         <w:pStyle w:val="Heading2"/>
       </w:pPr>
       <w:r>
-        <w:lastRenderedPageBreak/>
         <w:t>Support Contacts</w:t>
       </w:r>
     </w:p>
@@ -523,10 +614,7 @@
         </w:numPr>
       </w:pPr>
       <w:r>
-        <w:t xml:space="preserve">Email: </w:t>
-      </w:r>
-      <w:r>
-        <w:t>amarghlani@solutions.com.sa</w:t>
+        <w:t>Email: amarghlani@solutions.com.sa</w:t>
       </w:r>
     </w:p>
     <w:p>
@@ -612,13 +700,7 @@
         <w:pStyle w:val="Heading2"/>
       </w:pPr>
       <w:r>
-        <w:t xml:space="preserve">Setup </w:t>
-      </w:r>
-      <w:r>
-        <w:t>Step</w:t>
-      </w:r>
-      <w:r>
-        <w:t>s</w:t>
+        <w:t>Setup Steps</w:t>
       </w:r>
     </w:p>
     <w:p>
@@ -1368,7 +1450,7 @@
         <w:rFonts w:ascii="Wingdings" w:hAnsi="Wingdings" w:hint="default"/>
       </w:rPr>
     </w:lvl>
-    <w:lvl w:ilvl="2" w:tplc="FFFFFFFF" w:tentative="1">
+    <w:lvl w:ilvl="2" w:tplc="FFFFFFFF">
       <w:start w:val="1"/>
       <w:numFmt w:val="bullet"/>
       <w:lvlText w:val=""/>
@@ -4165,7 +4247,6 @@
   <w:style w:type="character" w:default="1" w:styleId="DefaultParagraphFont">
     <w:name w:val="Default Paragraph Font"/>
     <w:uiPriority w:val="1"/>
-    <w:semiHidden/>
     <w:unhideWhenUsed/>
   </w:style>
   <w:style w:type="table" w:default="1" w:styleId="TableNormal">
@@ -14941,6 +15022,42 @@
         <w:shd w:val="clear" w:color="auto" w:fill="FBCAA2" w:themeFill="accent6" w:themeFillTint="7F"/>
       </w:tcPr>
     </w:tblStylePr>
+  </w:style>
+  <w:style w:type="character" w:styleId="Hyperlink">
+    <w:name w:val="Hyperlink"/>
+    <w:basedOn w:val="DefaultParagraphFont"/>
+    <w:uiPriority w:val="99"/>
+    <w:unhideWhenUsed/>
+    <w:rsid w:val="005974CA"/>
+    <w:rPr>
+      <w:color w:val="0000FF" w:themeColor="hyperlink"/>
+      <w:u w:val="single"/>
+    </w:rPr>
+  </w:style>
+  <w:style w:type="character" w:styleId="UnresolvedMention">
+    <w:name w:val="Unresolved Mention"/>
+    <w:basedOn w:val="DefaultParagraphFont"/>
+    <w:uiPriority w:val="99"/>
+    <w:semiHidden/>
+    <w:unhideWhenUsed/>
+    <w:rsid w:val="005974CA"/>
+    <w:rPr>
+      <w:color w:val="605E5C"/>
+      <w:shd w:val="clear" w:color="auto" w:fill="E1DFDD"/>
+    </w:rPr>
+  </w:style>
+  <w:style w:type="paragraph" w:styleId="NormalWeb">
+    <w:name w:val="Normal (Web)"/>
+    <w:basedOn w:val="Normal"/>
+    <w:uiPriority w:val="99"/>
+    <w:semiHidden/>
+    <w:unhideWhenUsed/>
+    <w:rsid w:val="005974CA"/>
+    <w:rPr>
+      <w:rFonts w:ascii="Times New Roman" w:hAnsi="Times New Roman" w:cs="Times New Roman"/>
+      <w:sz w:val="24"/>
+      <w:szCs w:val="24"/>
+    </w:rPr>
   </w:style>
 </w:styles>
 </file>

--- a/assets/references/Reference & Support Directory.docx
+++ b/assets/references/Reference & Support Directory.docx
@@ -134,7 +134,7 @@
           <w:b/>
           <w:bCs/>
         </w:rPr>
-        <w:t>officeradmin@yopmail.com</w:t>
+        <w:t>officeradmin1@yopmail.com</w:t>
       </w:r>
     </w:p>
     <w:p>
@@ -153,7 +153,7 @@
           <w:b/>
           <w:bCs/>
         </w:rPr>
-        <w:t>1234</w:t>
+        <w:t>User@1234</w:t>
       </w:r>
     </w:p>
     <w:p>
@@ -268,14 +268,7 @@
           <w:b/>
           <w:bCs/>
         </w:rPr>
-        <w:t>Driver</w:t>
-      </w:r>
-      <w:r>
-        <w:rPr>
-          <w:b/>
-          <w:bCs/>
-        </w:rPr>
-        <w:t>2</w:t>
+        <w:t>Driver2</w:t>
       </w:r>
     </w:p>
     <w:p>
